--- a/public/business-plans/finance.docx
+++ b/public/business-plans/finance.docx
@@ -56,7 +56,7 @@
           <w:rStyle w:val="CkCaption"/>
           <w:i/>
         </w:rPr>
-        <w:t>Это готовый образец (шаблон) бизнес-плана MoliyaHub для отрасли «Финансовый сектор и страхование». Замените текст в квадратных скобках [впишите] и примеры на данные вашего проекта, добавьте или удалите пункты по необходимости. Абзацы в рамке, отмеченные «ПРИМЕР», — иллюстрация формата ответа, а не факты о реальной компании. Финансовый план с рабочими формулами (SUM, прибыль, срок окупаемости, рентабельность) — в отдельном Excel-файле с тем же названием, который дополняет этот документ.</w:t>
+        <w:t>Это готовый образец (шаблон) бизнес-плана MoliyaHub для отрасли «Финансовый сектор и страхование». Замените текст в квадратных скобках [впишите] и примеры на данные вашего проекта, добавьте или удалите пункты по необходимости. Абзацы в рамке, отмеченные «ПРИМЕР», и раздел «Пример финансового расчёта» — иллюстрация формата и порядка величины на основе рыночных ориентиров 2025-2026 года, а не факты и не финансовая отчётность о реальной компании: перед подачей в банк или инвестору замените их на данные своего проекта. Тот же расчёт с рабочими формулами (SUM, прибыль, срок окупаемости, рентабельность), которые пересчитываются автоматически, — в отдельном Excel-файле с тем же названием, который дополняет этот документ.</w:t>
       </w:r>
     </w:p>
     <w:p>
@@ -457,13 +457,712 @@
     <w:p>
       <w:pPr>
         <w:pStyle w:val="Heading2"/>
+        <ck:id v="financial-example"/>
+      </w:pPr>
+      <w:bookmarkStart w:id="9" w:name="financial_example"/>
+      <w:r>
+        <w:t>Пример финансового расчёта</w:t>
+      </w:r>
+      <w:bookmarkEnd w:id="9"/>
+    </w:p>
+    <w:p>
+      <w:r>
+        <w:rPr>
+          <w:rStyle w:val="CkCaption"/>
+          <w:i/>
+        </w:rPr>
+        <w:t>Ниже — полностью посчитанный пример для иллюстративной компании из резюме, на основе рыночных ориентиров 2025-2026 года (аренда, зарплаты, цены на оборудование, налоги, ставки — со ссылкой на источник там, где он известен) и экспертных оценок порядка величины там, где точных данных нет (это отмечено в комментариях). Он показывает логику расчёта и реалистичный масштаб цифр — это не финансовая отчётность и не готовая заявка на кредит. Тот же расчёт с рабочими формулами — в Excel-файле с тем же названием; замените суммы там на данные своего проекта, и всё пересчитается автоматически.</w:t>
+      </w:r>
+    </w:p>
+    <w:p>
+      <w:r>
+        <w:rPr>
+          <w:b/>
+        </w:rPr>
+        <w:t>Стартовые затраты (единоразово)</w:t>
+      </w:r>
+    </w:p>
+    <w:tbl>
+      <w:tblPr>
+        <w:tblStyle w:val="CkTable"/>
+        <w:tblW w:w="0" w:type="auto"/>
+        <w:tblLayout w:type="autofit"/>
+        <w:tblLook w:firstRow="1" w:lastRow="0" w:firstColumn="0" w:lastColumn="0" w:noHBand="0" w:noVBand="1"/>
+      </w:tblPr>
+      <w:tblGrid>
+        <w:gridCol/>
+        <w:gridCol/>
+        <w:gridCol/>
+      </w:tblGrid>
+      <w:tr>
+        <w:trPr>
+          <w:tblHeader/>
+        </w:trPr>
+        <w:tc>
+          <w:tcPr/>
+          <w:p>
+            <w:r>
+              <w:rPr>
+                <w:b/>
+              </w:rPr>
+              <w:t>Статья</w:t>
+            </w:r>
+          </w:p>
+        </w:tc>
+        <w:tc>
+          <w:tcPr/>
+          <w:p>
+            <w:r>
+              <w:rPr>
+                <w:b/>
+              </w:rPr>
+              <w:t>Сумма, сум</w:t>
+            </w:r>
+          </w:p>
+        </w:tc>
+        <w:tc>
+          <w:tcPr/>
+          <w:p>
+            <w:r>
+              <w:rPr>
+                <w:b/>
+              </w:rPr>
+              <w:t>Комментарий</w:t>
+            </w:r>
+          </w:p>
+        </w:tc>
+      </w:tr>
+      <w:tr>
+        <w:tc>
+          <w:tcPr/>
+          <w:p>
+            <w:r>
+              <w:t>Лицензирование деятельности</w:t>
+            </w:r>
+          </w:p>
+        </w:tc>
+        <w:tc>
+          <w:tcPr/>
+          <w:p>
+            <w:r>
+              <w:t>18 000 000</w:t>
+            </w:r>
+          </w:p>
+        </w:tc>
+        <w:tc>
+          <w:tcPr/>
+          <w:p>
+            <w:r>
+              <w:t>оценка: юр. сопровождение регистрации МКО, госпошлины, обязательные публикации</w:t>
+            </w:r>
+          </w:p>
+        </w:tc>
+      </w:tr>
+      <w:tr>
+        <w:tc>
+          <w:tcPr/>
+          <w:p>
+            <w:r>
+              <w:t>IT-платформа / приложение</w:t>
+            </w:r>
+          </w:p>
+        </w:tc>
+        <w:tc>
+          <w:tcPr/>
+          <w:p>
+            <w:r>
+              <w:t>190 000 000</w:t>
+            </w:r>
+          </w:p>
+        </w:tc>
+        <w:tc>
+          <w:tcPr/>
+          <w:p>
+            <w:r>
+              <w:t>оценка стоимости разработки мобильного приложения со скоринговой моделью и бэкендом (MVP, аутсорс)</w:t>
+            </w:r>
+          </w:p>
+        </w:tc>
+      </w:tr>
+      <w:tr>
+        <w:tc>
+          <w:tcPr/>
+          <w:p>
+            <w:r>
+              <w:t>Капитал для выдачи первых займов</w:t>
+            </w:r>
+          </w:p>
+        </w:tc>
+        <w:tc>
+          <w:tcPr/>
+          <w:p>
+            <w:r>
+              <w:t>850 000 000</w:t>
+            </w:r>
+          </w:p>
+        </w:tc>
+        <w:tc>
+          <w:tcPr/>
+          <w:p>
+            <w:r>
+              <w:t>оценка: остаток бюджета 1,2 млрд сум после прочих статей — формирует стартовый кредитный портфель</w:t>
+            </w:r>
+          </w:p>
+        </w:tc>
+      </w:tr>
+      <w:tr>
+        <w:tc>
+          <w:tcPr/>
+          <w:p>
+            <w:r>
+              <w:t>Комплаенс и AML/KYC-системы</w:t>
+            </w:r>
+          </w:p>
+        </w:tc>
+        <w:tc>
+          <w:tcPr/>
+          <w:p>
+            <w:r>
+              <w:t>50 000 000</w:t>
+            </w:r>
+          </w:p>
+        </w:tc>
+        <w:tc>
+          <w:tcPr/>
+          <w:p>
+            <w:r>
+              <w:t>оценка: системы идентификации клиентов, скоринговые интеграции, AML-мониторинг</w:t>
+            </w:r>
+          </w:p>
+        </w:tc>
+      </w:tr>
+      <w:tr>
+        <w:tc>
+          <w:tcPr/>
+          <w:p>
+            <w:r>
+              <w:t>Офис и оборудование</w:t>
+            </w:r>
+          </w:p>
+        </w:tc>
+        <w:tc>
+          <w:tcPr/>
+          <w:p>
+            <w:r>
+              <w:t>92 000 000</w:t>
+            </w:r>
+          </w:p>
+        </w:tc>
+        <w:tc>
+          <w:tcPr/>
+          <w:p>
+            <w:r>
+              <w:t>оценка: аренда/ремонт небольшого офиса, мебель и техника для команды ~5 человек</w:t>
+            </w:r>
+          </w:p>
+        </w:tc>
+      </w:tr>
+      <w:tr>
+        <w:tc>
+          <w:tcPr/>
+          <w:p>
+            <w:r>
+              <w:rPr>
+                <w:b/>
+              </w:rPr>
+              <w:t>Итого стартовые затраты</w:t>
+            </w:r>
+          </w:p>
+        </w:tc>
+        <w:tc>
+          <w:tcPr/>
+          <w:p>
+            <w:r>
+              <w:rPr>
+                <w:b/>
+              </w:rPr>
+              <w:t>1 200 000 000</w:t>
+            </w:r>
+          </w:p>
+        </w:tc>
+        <w:tc>
+          <w:tcPr/>
+          <w:p/>
+        </w:tc>
+      </w:tr>
+    </w:tbl>
+    <w:p>
+      <w:r>
+        <w:rPr>
+          <w:b/>
+        </w:rPr>
+        <w:t>Ежемесячная выручка</w:t>
+      </w:r>
+    </w:p>
+    <w:tbl>
+      <w:tblPr>
+        <w:tblStyle w:val="CkTable"/>
+        <w:tblW w:w="0" w:type="auto"/>
+        <w:tblLayout w:type="autofit"/>
+        <w:tblLook w:firstRow="1" w:lastRow="0" w:firstColumn="0" w:lastColumn="0" w:noHBand="0" w:noVBand="1"/>
+      </w:tblPr>
+      <w:tblGrid>
+        <w:gridCol/>
+        <w:gridCol/>
+        <w:gridCol/>
+      </w:tblGrid>
+      <w:tr>
+        <w:trPr>
+          <w:tblHeader/>
+        </w:trPr>
+        <w:tc>
+          <w:tcPr/>
+          <w:p>
+            <w:r>
+              <w:rPr>
+                <w:b/>
+              </w:rPr>
+              <w:t>Статья</w:t>
+            </w:r>
+          </w:p>
+        </w:tc>
+        <w:tc>
+          <w:tcPr/>
+          <w:p>
+            <w:r>
+              <w:rPr>
+                <w:b/>
+              </w:rPr>
+              <w:t>Сумма, сум</w:t>
+            </w:r>
+          </w:p>
+        </w:tc>
+        <w:tc>
+          <w:tcPr/>
+          <w:p>
+            <w:r>
+              <w:rPr>
+                <w:b/>
+              </w:rPr>
+              <w:t>Комментарий</w:t>
+            </w:r>
+          </w:p>
+        </w:tc>
+      </w:tr>
+      <w:tr>
+        <w:tc>
+          <w:tcPr/>
+          <w:p>
+            <w:r>
+              <w:t>Процентный доход по займам/лизингу</w:t>
+            </w:r>
+          </w:p>
+        </w:tc>
+        <w:tc>
+          <w:tcPr/>
+          <w:p>
+            <w:r>
+              <w:t>35 500 000</w:t>
+            </w:r>
+          </w:p>
+        </w:tc>
+        <w:tc>
+          <w:tcPr/>
+          <w:p>
+            <w:r>
+              <w:t>портфель ~850 млн × ~50% годовых / 12 — ставка ограничена потолком ЦБ РУз (совокупная переплата ≤50%/год с апр. 2025, Spot.uz)</w:t>
+            </w:r>
+          </w:p>
+        </w:tc>
+      </w:tr>
+      <w:tr>
+        <w:tc>
+          <w:tcPr/>
+          <w:p>
+            <w:r>
+              <w:t>Комиссии за транзакции/обслуживание</w:t>
+            </w:r>
+          </w:p>
+        </w:tc>
+        <w:tc>
+          <w:tcPr/>
+          <w:p>
+            <w:r>
+              <w:t>8 500 000</w:t>
+            </w:r>
+          </w:p>
+        </w:tc>
+        <w:tc>
+          <w:tcPr/>
+          <w:p>
+            <w:r>
+              <w:t>оценка дохода от комиссий за обслуживание/переводы в рамках общего лимита переплаты</w:t>
+            </w:r>
+          </w:p>
+        </w:tc>
+      </w:tr>
+      <w:tr>
+        <w:tc>
+          <w:tcPr/>
+          <w:p>
+            <w:r>
+              <w:t>Партнёрские комиссии (embedded finance)</w:t>
+            </w:r>
+          </w:p>
+        </w:tc>
+        <w:tc>
+          <w:tcPr/>
+          <w:p>
+            <w:r>
+              <w:t>16 000 000</w:t>
+            </w:r>
+          </w:p>
+        </w:tc>
+        <w:tc>
+          <w:tcPr/>
+          <w:p>
+            <w:r>
+              <w:t>оценка дохода от партнёрств с маркетплейсами за встроенное кредитование продавцов</w:t>
+            </w:r>
+          </w:p>
+        </w:tc>
+      </w:tr>
+      <w:tr>
+        <w:tc>
+          <w:tcPr/>
+          <w:p>
+            <w:r>
+              <w:rPr>
+                <w:b/>
+              </w:rPr>
+              <w:t>Итого выручка/мес</w:t>
+            </w:r>
+          </w:p>
+        </w:tc>
+        <w:tc>
+          <w:tcPr/>
+          <w:p>
+            <w:r>
+              <w:rPr>
+                <w:b/>
+              </w:rPr>
+              <w:t>60 000 000</w:t>
+            </w:r>
+          </w:p>
+        </w:tc>
+        <w:tc>
+          <w:tcPr/>
+          <w:p/>
+        </w:tc>
+      </w:tr>
+    </w:tbl>
+    <w:p>
+      <w:r>
+        <w:rPr>
+          <w:b/>
+        </w:rPr>
+        <w:t>Ежемесячные операционные расходы</w:t>
+      </w:r>
+    </w:p>
+    <w:tbl>
+      <w:tblPr>
+        <w:tblStyle w:val="CkTable"/>
+        <w:tblW w:w="0" w:type="auto"/>
+        <w:tblLayout w:type="autofit"/>
+        <w:tblLook w:firstRow="1" w:lastRow="0" w:firstColumn="0" w:lastColumn="0" w:noHBand="0" w:noVBand="1"/>
+      </w:tblPr>
+      <w:tblGrid>
+        <w:gridCol/>
+        <w:gridCol/>
+        <w:gridCol/>
+      </w:tblGrid>
+      <w:tr>
+        <w:trPr>
+          <w:tblHeader/>
+        </w:trPr>
+        <w:tc>
+          <w:tcPr/>
+          <w:p>
+            <w:r>
+              <w:rPr>
+                <w:b/>
+              </w:rPr>
+              <w:t>Статья</w:t>
+            </w:r>
+          </w:p>
+        </w:tc>
+        <w:tc>
+          <w:tcPr/>
+          <w:p>
+            <w:r>
+              <w:rPr>
+                <w:b/>
+              </w:rPr>
+              <w:t>Сумма, сум</w:t>
+            </w:r>
+          </w:p>
+        </w:tc>
+        <w:tc>
+          <w:tcPr/>
+          <w:p>
+            <w:r>
+              <w:rPr>
+                <w:b/>
+              </w:rPr>
+              <w:t>Комментарий</w:t>
+            </w:r>
+          </w:p>
+        </w:tc>
+      </w:tr>
+      <w:tr>
+        <w:tc>
+          <w:tcPr/>
+          <w:p>
+            <w:r>
+              <w:t>ФОТ (включая комплаенс и риск-менеджмент)</w:t>
+            </w:r>
+          </w:p>
+        </w:tc>
+        <w:tc>
+          <w:tcPr/>
+          <w:p>
+            <w:r>
+              <w:t>30 000 000</w:t>
+            </w:r>
+          </w:p>
+        </w:tc>
+        <w:tc>
+          <w:tcPr/>
+          <w:p>
+            <w:r>
+              <w:t>компактная стартовая команда (директор, риск-менеджер, комплаенс, 2 менеджера) — оценка по уровню малых финтех-компаний Ташкента</w:t>
+            </w:r>
+          </w:p>
+        </w:tc>
+      </w:tr>
+      <w:tr>
+        <w:tc>
+          <w:tcPr/>
+          <w:p>
+            <w:r>
+              <w:t>IT-инфраструктура и кибербезопасность</w:t>
+            </w:r>
+          </w:p>
+        </w:tc>
+        <w:tc>
+          <w:tcPr/>
+          <w:p>
+            <w:r>
+              <w:t>6 000 000</w:t>
+            </w:r>
+          </w:p>
+        </w:tc>
+        <w:tc>
+          <w:tcPr/>
+          <w:p>
+            <w:r>
+              <w:t>оценка: разработчик на аутсорсе, облачный хостинг, защита персональных данных</w:t>
+            </w:r>
+          </w:p>
+        </w:tc>
+      </w:tr>
+      <w:tr>
+        <w:tc>
+          <w:tcPr/>
+          <w:p>
+            <w:r>
+              <w:t>Резервы на возможные потери по займам</w:t>
+            </w:r>
+          </w:p>
+        </w:tc>
+        <w:tc>
+          <w:tcPr/>
+          <w:p>
+            <w:r>
+              <w:t>3 500 000</w:t>
+            </w:r>
+          </w:p>
+        </w:tc>
+        <w:tc>
+          <w:tcPr/>
+          <w:p>
+            <w:r>
+              <w:t>расчёт: ~5% годовых от портфеля 850 млн / 12 — консервативная норма резервирования</w:t>
+            </w:r>
+          </w:p>
+        </w:tc>
+      </w:tr>
+      <w:tr>
+        <w:tc>
+          <w:tcPr/>
+          <w:p>
+            <w:r>
+              <w:t>Маркетинг и привлечение клиентов</w:t>
+            </w:r>
+          </w:p>
+        </w:tc>
+        <w:tc>
+          <w:tcPr/>
+          <w:p>
+            <w:r>
+              <w:t>3 000 000</w:t>
+            </w:r>
+          </w:p>
+        </w:tc>
+        <w:tc>
+          <w:tcPr/>
+          <w:p>
+            <w:r>
+              <w:t>оценка расходов на привлечение первых заёмщиков через цифровые каналы</w:t>
+            </w:r>
+          </w:p>
+        </w:tc>
+      </w:tr>
+      <w:tr>
+        <w:tc>
+          <w:tcPr/>
+          <w:p>
+            <w:r>
+              <w:t>Лицензионные и регуляторные сборы</w:t>
+            </w:r>
+          </w:p>
+        </w:tc>
+        <w:tc>
+          <w:tcPr/>
+          <w:p>
+            <w:r>
+              <w:t>2 000 000</w:t>
+            </w:r>
+          </w:p>
+        </w:tc>
+        <w:tc>
+          <w:tcPr/>
+          <w:p>
+            <w:r>
+              <w:t>оценка расходов на отчётность перед ЦБ, аудит, регуляторные сборы</w:t>
+            </w:r>
+          </w:p>
+        </w:tc>
+      </w:tr>
+      <w:tr>
+        <w:tc>
+          <w:tcPr/>
+          <w:p>
+            <w:r>
+              <w:rPr>
+                <w:b/>
+              </w:rPr>
+              <w:t>Итого расходы/мес</w:t>
+            </w:r>
+          </w:p>
+        </w:tc>
+        <w:tc>
+          <w:tcPr/>
+          <w:p>
+            <w:r>
+              <w:rPr>
+                <w:b/>
+              </w:rPr>
+              <w:t>44 500 000</w:t>
+            </w:r>
+          </w:p>
+        </w:tc>
+        <w:tc>
+          <w:tcPr/>
+          <w:p/>
+        </w:tc>
+      </w:tr>
+    </w:tbl>
+    <w:sdt>
+      <w:sdtPr>
+        <w:tag w:val="clarkdown:div"/>
+        <ck:div v="|panel|"/>
+      </w:sdtPr>
+      <w:sdtContent>
+        <w:tbl>
+          <w:tblPr>
+            <w:tblW w:w="5000" w:type="pct"/>
+            <w:tblBorders>
+              <w:top w:val="none"/>
+              <w:left w:val="none"/>
+              <w:bottom w:val="none"/>
+              <w:right w:val="none"/>
+              <w:insideH w:val="none"/>
+              <w:insideV w:val="none"/>
+            </w:tblBorders>
+            <w:tblCellMar>
+              <w:top w:w="320" w:type="dxa"/>
+              <w:left w:w="240" w:type="dxa"/>
+              <w:bottom w:w="320" w:type="dxa"/>
+              <w:right w:w="240" w:type="dxa"/>
+            </w:tblCellMar>
+          </w:tblPr>
+          <w:tblGrid>
+            <w:gridCol/>
+          </w:tblGrid>
+          <w:tr>
+            <w:tc>
+              <w:tcPr>
+                <w:shd w:val="clear" w:fill="E4E4E4"/>
+              </w:tcPr>
+              <w:p>
+                <w:r>
+                  <w:rPr>
+                    <w:b/>
+                  </w:rPr>
+                  <w:t>Ежемесячная прибыль:</w:t>
+                </w:r>
+                <w:r>
+                  <w:t xml:space="preserve"> 15 500 000 сум · </w:t>
+                </w:r>
+                <w:r>
+                  <w:rPr>
+                    <w:b/>
+                  </w:rPr>
+                  <w:t>Срок окупаемости:</w:t>
+                </w:r>
+                <w:r>
+                  <w:t xml:space="preserve"> 77,4 мес. (не показателен для всей суммы — см. пояснение ниже) · </w:t>
+                </w:r>
+                <w:r>
+                  <w:rPr>
+                    <w:b/>
+                  </w:rPr>
+                  <w:t>Рентабельность продаж:</w:t>
+                </w:r>
+                <w:r>
+                  <w:t xml:space="preserve"> 25,8%</w:t>
+                </w:r>
+              </w:p>
+            </w:tc>
+          </w:tr>
+        </w:tbl>
+      </w:sdtContent>
+    </w:sdt>
+    <w:p>
+      <w:r>
+        <w:rPr>
+          <w:rStyle w:val="CkCaption"/>
+          <w:i/>
+        </w:rPr>
+        <w:t>Как считался этот пример: важно про срок окупаемости — 850 млн сум «фонда выдачи займов» — это оборотный актив (портфель), а не безвозвратные вложения, поэтому делить весь 1,2 млрд на месячную прибыль (≈15,5 млн) некорректно — так выйдет ≈77 мес. Если считать окупаемость только по невозвратным разовым вложениям (лицензирование + IT-платформа + комплаенс + офис = 350 млн), срок ≈22,6 мес. — близко к заявленным ~20 мес. Это методологически корректный способ считать окупаемость для кредитного бизнеса.</w:t>
+      </w:r>
+    </w:p>
+    <w:p>
+      <w:r>
+        <w:t>[Впишите] Пересчитайте таблицы выше на основе цен, ставок аренды/зарплат и объёмов продаж вашего проекта в вашем регионе.</w:t>
+      </w:r>
+    </w:p>
+    <w:p>
+      <w:pPr>
+        <w:pStyle w:val="Heading2"/>
         <ck:id v="risks"/>
       </w:pPr>
-      <w:bookmarkStart w:id="9" w:name="risks"/>
+      <w:bookmarkStart w:id="10" w:name="risks"/>
       <w:r>
         <w:t>Риски и меры по их снижению</w:t>
       </w:r>
-      <w:bookmarkEnd w:id="9"/>
+      <w:bookmarkEnd w:id="10"/>
     </w:p>
     <w:tbl>
       <w:tblPr>
